--- a/resumes/grace_chen.docx
+++ b/resumes/grace_chen.docx
@@ -17,7 +17,7 @@
     </w:p>
     <w:p>
       <w:r>
-        <w:t>Bengaluru, India | grace.chen@example.com | +1-555-0110</w:t>
+        <w:t>Amsterdam, Netherlands | grace.chen@example.com | +1-555-0110</w:t>
       </w:r>
     </w:p>
     <w:p>
@@ -25,7 +25,7 @@
         <w:pStyle w:val="Heading1"/>
       </w:pPr>
       <w:r>
-        <w:t>Professional Summary</w:t>
+        <w:t>PROFILE</w:t>
       </w:r>
     </w:p>
     <w:p>
@@ -38,7 +38,25 @@
         <w:pStyle w:val="Heading1"/>
       </w:pPr>
       <w:r>
-        <w:t>Technical Skills</w:t>
+        <w:t>CORE COMPETENCIES</w:t>
+      </w:r>
+    </w:p>
+    <w:p>
+      <w:r>
+        <w:t>Python, PyTorch, scikit-learn, pandas, SQL, Machine Learning, TensorFlow, Docker, MLOps</w:t>
+      </w:r>
+    </w:p>
+    <w:p>
+      <w:pPr>
+        <w:pStyle w:val="Heading1"/>
+      </w:pPr>
+      <w:r>
+        <w:t>EMPLOYMENT HISTORY</w:t>
+      </w:r>
+    </w:p>
+    <w:p>
+      <w:r>
+        <w:t>Staff Machine Learning Engineer, Mosaic Travel (2021 - Present)</w:t>
       </w:r>
     </w:p>
     <w:p>
@@ -46,7 +64,7 @@
         <w:pStyle w:val="ListBullet"/>
       </w:pPr>
       <w:r>
-        <w:t>Python</w:t>
+        <w:t>Productionised Python pipelines serving 4M inferences per day.</w:t>
       </w:r>
     </w:p>
     <w:p>
@@ -54,7 +72,12 @@
         <w:pStyle w:val="ListBullet"/>
       </w:pPr>
       <w:r>
-        <w:t>PyTorch</w:t>
+        <w:t>Shipped an A/B-tested recommendation system using Docker and PyTorch.</w:t>
+      </w:r>
+    </w:p>
+    <w:p>
+      <w:r>
+        <w:t>Data Scientist, WebStart (2019 - 2021)</w:t>
       </w:r>
     </w:p>
     <w:p>
@@ -62,7 +85,7 @@
         <w:pStyle w:val="ListBullet"/>
       </w:pPr>
       <w:r>
-        <w:t>scikit-learn</w:t>
+        <w:t>Led feature engineering with Docker and Python across 9 data sources.</w:t>
       </w:r>
     </w:p>
     <w:p>
@@ -70,7 +93,12 @@
         <w:pStyle w:val="ListBullet"/>
       </w:pPr>
       <w:r>
-        <w:t>pandas</w:t>
+        <w:t>Built and deployed Machine Learning models improving prediction accuracy by 20%.</w:t>
+      </w:r>
+    </w:p>
+    <w:p>
+      <w:r>
+        <w:t>Machine Learning Engineer, Summit Robotics (2017 - 2019)</w:t>
       </w:r>
     </w:p>
     <w:p>
@@ -78,7 +106,7 @@
         <w:pStyle w:val="ListBullet"/>
       </w:pPr>
       <w:r>
-        <w:t>SQL</w:t>
+        <w:t>Built and deployed TensorFlow models improving prediction accuracy by 70%.</w:t>
       </w:r>
     </w:p>
     <w:p>
@@ -86,7 +114,12 @@
         <w:pStyle w:val="ListBullet"/>
       </w:pPr>
       <w:r>
-        <w:t>Machine Learning</w:t>
+        <w:t>Led feature engineering with Machine Learning and MLOps across 7 data sources.</w:t>
+      </w:r>
+    </w:p>
+    <w:p>
+      <w:r>
+        <w:t>Machine Learning Engineer, Vision Corp (2015 - 2017)</w:t>
       </w:r>
     </w:p>
     <w:p>
@@ -94,7 +127,7 @@
         <w:pStyle w:val="ListBullet"/>
       </w:pPr>
       <w:r>
-        <w:t>Spark</w:t>
+        <w:t>Reduced model training time 20% by optimising MLOps workflows.</w:t>
       </w:r>
     </w:p>
     <w:p>
@@ -102,15 +135,7 @@
         <w:pStyle w:val="ListBullet"/>
       </w:pPr>
       <w:r>
-        <w:t>AWS</w:t>
-      </w:r>
-    </w:p>
-    <w:p>
-      <w:pPr>
-        <w:pStyle w:val="ListBullet"/>
-      </w:pPr>
-      <w:r>
-        <w:t>MLOps</w:t>
+        <w:t>Productionised PyTorch pipelines serving 3M inferences per day.</w:t>
       </w:r>
     </w:p>
     <w:p>
@@ -118,99 +143,12 @@
         <w:pStyle w:val="Heading1"/>
       </w:pPr>
       <w:r>
-        <w:t>Work Experience</w:t>
+        <w:t>KEY PROJECTS</w:t>
       </w:r>
     </w:p>
     <w:p>
       <w:r>
-        <w:t>Staff Data Scientist, Mosaic Travel (2025 - Present)</w:t>
-      </w:r>
-    </w:p>
-    <w:p>
-      <w:pPr>
-        <w:pStyle w:val="ListBullet"/>
-      </w:pPr>
-      <w:r>
-        <w:t>Led feature engineering with SQL and PyTorch across 8 data sources.</w:t>
-      </w:r>
-    </w:p>
-    <w:p>
-      <w:pPr>
-        <w:pStyle w:val="ListBullet"/>
-      </w:pPr>
-      <w:r>
-        <w:t>Reduced model training time 35% by optimising MLOps workflows.</w:t>
-      </w:r>
-    </w:p>
-    <w:p>
-      <w:r>
-        <w:t>Machine Learning Engineer, Helio Health (2024 - 2025)</w:t>
-      </w:r>
-    </w:p>
-    <w:p>
-      <w:pPr>
-        <w:pStyle w:val="ListBullet"/>
-      </w:pPr>
-      <w:r>
-        <w:t>Reduced model training time 50% by optimising Python workflows.</w:t>
-      </w:r>
-    </w:p>
-    <w:p>
-      <w:pPr>
-        <w:pStyle w:val="ListBullet"/>
-      </w:pPr>
-      <w:r>
-        <w:t>Productionised pandas pipelines serving 6M inferences per day.</w:t>
-      </w:r>
-    </w:p>
-    <w:p>
-      <w:r>
-        <w:t>Applied Scientist, Craft Studio (2023 - 2024)</w:t>
-      </w:r>
-    </w:p>
-    <w:p>
-      <w:pPr>
-        <w:pStyle w:val="ListBullet"/>
-      </w:pPr>
-      <w:r>
-        <w:t>Reduced model training time 20% by optimising AWS workflows.</w:t>
-      </w:r>
-    </w:p>
-    <w:p>
-      <w:pPr>
-        <w:pStyle w:val="ListBullet"/>
-      </w:pPr>
-      <w:r>
-        <w:t>Productionised Spark pipelines serving 2M inferences per day.</w:t>
-      </w:r>
-    </w:p>
-    <w:p>
-      <w:r>
-        <w:t>Applied Scientist, WebStart (2015 - 2023)</w:t>
-      </w:r>
-    </w:p>
-    <w:p>
-      <w:pPr>
-        <w:pStyle w:val="ListBullet"/>
-      </w:pPr>
-      <w:r>
-        <w:t>Shipped an A/B-tested recommendation system using AWS and pandas.</w:t>
-      </w:r>
-    </w:p>
-    <w:p>
-      <w:pPr>
-        <w:pStyle w:val="ListBullet"/>
-      </w:pPr>
-      <w:r>
-        <w:t>Productionised AWS pipelines serving 7M inferences per day.</w:t>
-      </w:r>
-    </w:p>
-    <w:p>
-      <w:pPr>
-        <w:pStyle w:val="Heading1"/>
-      </w:pPr>
-      <w:r>
-        <w:t>Projects</w:t>
+        <w:t>Resume Screener: NLP classifier built with PyTorch and scikit-learn.</w:t>
       </w:r>
     </w:p>
     <w:p>
@@ -223,12 +161,12 @@
         <w:pStyle w:val="Heading1"/>
       </w:pPr>
       <w:r>
-        <w:t>Education</w:t>
+        <w:t>EDUCATION &amp; TRAINING</w:t>
       </w:r>
     </w:p>
     <w:p>
       <w:r>
-        <w:t>Bachelor of Technology in Data Science, State University (2014)</w:t>
+        <w:t>Ph.D. in Data Science, Global Tech University (2015)</w:t>
       </w:r>
     </w:p>
     <w:p>
@@ -236,7 +174,7 @@
         <w:pStyle w:val="Heading1"/>
       </w:pPr>
       <w:r>
-        <w:t>Certifications</w:t>
+        <w:t>LICENSES &amp; CERTIFICATIONS</w:t>
       </w:r>
     </w:p>
     <w:p>
